--- a/wdd330-skill-development.docx
+++ b/wdd330-skill-development.docx
@@ -102,14 +102,17 @@
         </w:rPr>
         <w:t xml:space="preserve">: </w:t>
       </w:r>
-      <w:r>
-        <w:rPr>
-          <w:sz w:val="28"/>
-          <w:szCs w:val="28"/>
-          <w:highlight w:val="yellow"/>
-        </w:rPr>
-        <w:t>[Insert your video link here]</w:t>
-      </w:r>
+      <w:hyperlink r:id="rId8" w:history="1">
+        <w:r>
+          <w:rPr>
+            <w:rStyle w:val="Hyperlink"/>
+            <w:sz w:val="28"/>
+            <w:szCs w:val="28"/>
+            <w:highlight w:val="yellow"/>
+          </w:rPr>
+          <w:t>Video Demo</w:t>
+        </w:r>
+      </w:hyperlink>
     </w:p>
     <w:p>
       <w:pPr>
@@ -144,13 +147,16 @@
         </w:rPr>
         <w:t xml:space="preserve">: </w:t>
       </w:r>
-      <w:r>
-        <w:rPr>
-          <w:sz w:val="28"/>
-          <w:szCs w:val="28"/>
-        </w:rPr>
-        <w:t>Sleep-Outside</w:t>
-      </w:r>
+      <w:hyperlink r:id="rId9" w:history="1">
+        <w:r>
+          <w:rPr>
+            <w:rStyle w:val="Hyperlink"/>
+            <w:sz w:val="28"/>
+            <w:szCs w:val="28"/>
+          </w:rPr>
+          <w:t>Telematrix</w:t>
+        </w:r>
+      </w:hyperlink>
     </w:p>
     <w:p>
       <w:pPr>
@@ -176,13 +182,16 @@
         </w:rPr>
         <w:t xml:space="preserve">: </w:t>
       </w:r>
-      <w:r>
-        <w:rPr>
-          <w:sz w:val="28"/>
-          <w:szCs w:val="28"/>
-        </w:rPr>
-        <w:t>GitHub</w:t>
-      </w:r>
+      <w:hyperlink r:id="rId10" w:history="1">
+        <w:r>
+          <w:rPr>
+            <w:rStyle w:val="Hyperlink"/>
+            <w:sz w:val="28"/>
+            <w:szCs w:val="28"/>
+          </w:rPr>
+          <w:t>GitHub</w:t>
+        </w:r>
+      </w:hyperlink>
     </w:p>
     <w:p>
       <w:pPr>
@@ -208,13 +217,16 @@
         </w:rPr>
         <w:t xml:space="preserve">: </w:t>
       </w:r>
-      <w:r>
-        <w:rPr>
-          <w:sz w:val="28"/>
-          <w:szCs w:val="28"/>
-        </w:rPr>
-        <w:t>Trello Board</w:t>
-      </w:r>
+      <w:hyperlink r:id="rId11" w:history="1">
+        <w:r>
+          <w:rPr>
+            <w:rStyle w:val="Hyperlink"/>
+            <w:sz w:val="28"/>
+            <w:szCs w:val="28"/>
+          </w:rPr>
+          <w:t>Trello Board</w:t>
+        </w:r>
+      </w:hyperlink>
     </w:p>
     <w:p>
       <w:pPr>
@@ -1629,8 +1641,8 @@
       </w:tblPr>
       <w:tblGrid>
         <w:gridCol w:w="1167"/>
-        <w:gridCol w:w="3557"/>
-        <w:gridCol w:w="4001"/>
+        <w:gridCol w:w="3563"/>
+        <w:gridCol w:w="3995"/>
       </w:tblGrid>
       <w:tr>
         <w:trPr>
@@ -1775,6 +1787,9 @@
             <w:pPr>
               <w:pStyle w:val="NoSpacing"/>
             </w:pPr>
+            <w:r>
+              <w:t>JavaScript dynamically creates show cards from API data.</w:t>
+            </w:r>
           </w:p>
         </w:tc>
         <w:tc>
@@ -1786,6 +1801,9 @@
             <w:pPr>
               <w:pStyle w:val="NoSpacing"/>
             </w:pPr>
+            <w:r>
+              <w:t>Every page that has a show card(home, shows, watchlist, binge, and even show)</w:t>
+            </w:r>
           </w:p>
         </w:tc>
       </w:tr>
@@ -1814,6 +1832,9 @@
             <w:pPr>
               <w:pStyle w:val="NoSpacing"/>
             </w:pPr>
+            <w:r>
+              <w:t>JavaScript updates the watchlist.</w:t>
+            </w:r>
           </w:p>
         </w:tc>
         <w:tc>
@@ -1825,6 +1846,9 @@
             <w:pPr>
               <w:pStyle w:val="NoSpacing"/>
             </w:pPr>
+            <w:r>
+              <w:t>Watchlist page is where this is most prominent and most clear.</w:t>
+            </w:r>
           </w:p>
         </w:tc>
       </w:tr>
@@ -1853,6 +1877,18 @@
             <w:pPr>
               <w:pStyle w:val="NoSpacing"/>
             </w:pPr>
+            <w:r>
+              <w:t xml:space="preserve">JavaScript uses search parameters </w:t>
+            </w:r>
+            <w:r>
+              <w:t>to</w:t>
+            </w:r>
+            <w:r>
+              <w:t xml:space="preserve"> create a specific, individualized show page</w:t>
+            </w:r>
+            <w:r>
+              <w:t xml:space="preserve"> with that related information.</w:t>
+            </w:r>
           </w:p>
         </w:tc>
         <w:tc>
@@ -1864,6 +1900,9 @@
             <w:pPr>
               <w:pStyle w:val="NoSpacing"/>
             </w:pPr>
+            <w:r>
+              <w:t>This can be seen on each show page.</w:t>
+            </w:r>
           </w:p>
         </w:tc>
       </w:tr>
@@ -1895,6 +1934,15 @@
             <w:pPr>
               <w:pStyle w:val="NoSpacing"/>
             </w:pPr>
+            <w:r>
+              <w:t xml:space="preserve">Telematrix retrieves television show information from </w:t>
+            </w:r>
+            <w:r>
+              <w:t>OMDb</w:t>
+            </w:r>
+            <w:r>
+              <w:t xml:space="preserve"> API.</w:t>
+            </w:r>
           </w:p>
         </w:tc>
         <w:tc>
@@ -1906,6 +1954,9 @@
             <w:pPr>
               <w:pStyle w:val="NoSpacing"/>
             </w:pPr>
+            <w:r>
+              <w:t>Every page that has show cards.</w:t>
+            </w:r>
           </w:p>
         </w:tc>
       </w:tr>
@@ -1934,6 +1985,9 @@
             <w:pPr>
               <w:pStyle w:val="NoSpacing"/>
             </w:pPr>
+            <w:r>
+              <w:t>API requests fetch show details, images, ratings, genres, and summaries.</w:t>
+            </w:r>
           </w:p>
         </w:tc>
         <w:tc>
@@ -1945,6 +1999,12 @@
             <w:pPr>
               <w:pStyle w:val="NoSpacing"/>
             </w:pPr>
+            <w:r>
+              <w:t>This can be seen in the show</w:t>
+            </w:r>
+            <w:r>
+              <w:t xml:space="preserve"> detail page when viewing a specific show.</w:t>
+            </w:r>
           </w:p>
         </w:tc>
       </w:tr>
@@ -1973,6 +2033,9 @@
             <w:pPr>
               <w:pStyle w:val="NoSpacing"/>
             </w:pPr>
+            <w:r>
+              <w:t>Show recommendation uses emailjs to make sure the form information is received in an email.</w:t>
+            </w:r>
           </w:p>
         </w:tc>
         <w:tc>
@@ -1984,6 +2047,9 @@
             <w:pPr>
               <w:pStyle w:val="NoSpacing"/>
             </w:pPr>
+            <w:r>
+              <w:t>The expand page utilizes emailjs to send an email using the form’s information.</w:t>
+            </w:r>
           </w:p>
         </w:tc>
       </w:tr>
@@ -2015,6 +2081,9 @@
             <w:pPr>
               <w:pStyle w:val="NoSpacing"/>
             </w:pPr>
+            <w:r>
+              <w:t>I draw show ids from a json array to create a specific show card for that show.</w:t>
+            </w:r>
           </w:p>
         </w:tc>
         <w:tc>
@@ -2026,6 +2095,9 @@
             <w:pPr>
               <w:pStyle w:val="NoSpacing"/>
             </w:pPr>
+            <w:r>
+              <w:t>This can be seen on the home page in the features movies section, the binge page, and the shows page.</w:t>
+            </w:r>
           </w:p>
         </w:tc>
       </w:tr>
@@ -2054,6 +2126,9 @@
             <w:pPr>
               <w:pStyle w:val="NoSpacing"/>
             </w:pPr>
+            <w:r>
+              <w:t>JSON data returned by the API is processed and displayed dynamically.</w:t>
+            </w:r>
           </w:p>
         </w:tc>
         <w:tc>
@@ -2065,6 +2140,9 @@
             <w:pPr>
               <w:pStyle w:val="NoSpacing"/>
             </w:pPr>
+            <w:r>
+              <w:t>This can be seen on every page that generates show cards of some kind.</w:t>
+            </w:r>
           </w:p>
         </w:tc>
       </w:tr>
@@ -2093,6 +2171,9 @@
             <w:pPr>
               <w:pStyle w:val="NoSpacing"/>
             </w:pPr>
+            <w:r>
+              <w:t>Show information is extracted from JSON objects and used to generate cards and page content.</w:t>
+            </w:r>
           </w:p>
         </w:tc>
         <w:tc>
@@ -2104,6 +2185,9 @@
             <w:pPr>
               <w:pStyle w:val="NoSpacing"/>
             </w:pPr>
+            <w:r>
+              <w:t>This can be seen on every page that generates show cards of some kind as well. In addition, It is clearly seen on each individual show page.</w:t>
+            </w:r>
           </w:p>
         </w:tc>
       </w:tr>
@@ -2135,6 +2219,9 @@
             <w:pPr>
               <w:pStyle w:val="NoSpacing"/>
             </w:pPr>
+            <w:r>
+              <w:t>I used hover effects for links to card information pages in addition to the main pages for my website.</w:t>
+            </w:r>
           </w:p>
         </w:tc>
         <w:tc>
@@ -2146,6 +2233,9 @@
             <w:pPr>
               <w:pStyle w:val="NoSpacing"/>
             </w:pPr>
+            <w:r>
+              <w:t>All of my links in the nav and the footer have some kind of hover effect.</w:t>
+            </w:r>
           </w:p>
         </w:tc>
       </w:tr>
@@ -2174,6 +2264,9 @@
             <w:pPr>
               <w:pStyle w:val="NoSpacing"/>
             </w:pPr>
+            <w:r>
+              <w:t>I used transitions to create smooth effects like transformations, box-shadows, color changes, and transparency effects.</w:t>
+            </w:r>
           </w:p>
         </w:tc>
         <w:tc>
@@ -2185,6 +2278,9 @@
             <w:pPr>
               <w:pStyle w:val="NoSpacing"/>
             </w:pPr>
+            <w:r>
+              <w:t>This can be seen when hovering over all the show cards.</w:t>
+            </w:r>
           </w:p>
         </w:tc>
       </w:tr>
@@ -2213,6 +2309,9 @@
             <w:pPr>
               <w:pStyle w:val="NoSpacing"/>
             </w:pPr>
+            <w:r>
+              <w:t>I used flexbox and grid to create easily dynamic content that can easily adapt and adjust based on page width and height.</w:t>
+            </w:r>
           </w:p>
         </w:tc>
         <w:tc>
@@ -2224,6 +2323,9 @@
             <w:pPr>
               <w:pStyle w:val="NoSpacing"/>
             </w:pPr>
+            <w:r>
+              <w:t>This can be seen when on the show grid when resizing the Shows page.</w:t>
+            </w:r>
           </w:p>
         </w:tc>
       </w:tr>
@@ -2255,6 +2357,9 @@
             <w:pPr>
               <w:pStyle w:val="NoSpacing"/>
             </w:pPr>
+            <w:r>
+              <w:t>I used click events to watch when the user adds or removes a show to or from their watchlist.</w:t>
+            </w:r>
           </w:p>
         </w:tc>
         <w:tc>
@@ -2266,6 +2371,9 @@
             <w:pPr>
               <w:pStyle w:val="NoSpacing"/>
             </w:pPr>
+            <w:r>
+              <w:t>This can be seen when the user clicks the “+” or “x“ on a show card and the symbol changes color and rotates.</w:t>
+            </w:r>
           </w:p>
         </w:tc>
       </w:tr>
@@ -2294,6 +2402,9 @@
             <w:pPr>
               <w:pStyle w:val="NoSpacing"/>
             </w:pPr>
+            <w:r>
+              <w:t>I used a submit event to watch when the user submits a show recommendation.</w:t>
+            </w:r>
           </w:p>
         </w:tc>
         <w:tc>
@@ -2305,6 +2416,9 @@
             <w:pPr>
               <w:pStyle w:val="NoSpacing"/>
             </w:pPr>
+            <w:r>
+              <w:t>The form on the Expand page uses this.</w:t>
+            </w:r>
           </w:p>
         </w:tc>
       </w:tr>
@@ -2333,6 +2447,12 @@
             <w:pPr>
               <w:pStyle w:val="NoSpacing"/>
             </w:pPr>
+            <w:r>
+              <w:t>I used a load events to watch for when the page loads so that I ca</w:t>
+            </w:r>
+            <w:r>
+              <w:t>n load content quickly.</w:t>
+            </w:r>
           </w:p>
         </w:tc>
         <w:tc>
@@ -2344,6 +2464,9 @@
             <w:pPr>
               <w:pStyle w:val="NoSpacing"/>
             </w:pPr>
+            <w:r>
+              <w:t>This can be seen on every single page.</w:t>
+            </w:r>
           </w:p>
         </w:tc>
       </w:tr>
@@ -2375,6 +2498,9 @@
             <w:pPr>
               <w:pStyle w:val="NoSpacing"/>
             </w:pPr>
+            <w:r>
+              <w:t>I used local storage to update the user’s watchlist.</w:t>
+            </w:r>
           </w:p>
         </w:tc>
         <w:tc>
@@ -2386,6 +2512,9 @@
             <w:pPr>
               <w:pStyle w:val="NoSpacing"/>
             </w:pPr>
+            <w:r>
+              <w:t>Most prominent on watchlist page, but can be seen on all pages with show cards and on each individual show page.</w:t>
+            </w:r>
           </w:p>
         </w:tc>
       </w:tr>
@@ -2414,6 +2543,9 @@
             <w:pPr>
               <w:pStyle w:val="NoSpacing"/>
             </w:pPr>
+            <w:r>
+              <w:t>I used local storage to save the show that the user is currently watching.</w:t>
+            </w:r>
           </w:p>
         </w:tc>
         <w:tc>
@@ -2425,6 +2557,9 @@
             <w:pPr>
               <w:pStyle w:val="NoSpacing"/>
             </w:pPr>
+            <w:r>
+              <w:t>On home page in currently watching section and on all pages with show card.</w:t>
+            </w:r>
           </w:p>
         </w:tc>
       </w:tr>
@@ -2453,6 +2588,9 @@
             <w:pPr>
               <w:pStyle w:val="NoSpacing"/>
             </w:pPr>
+            <w:r>
+              <w:t>I used local storage to make sure the watchlist persists even on page refresh.</w:t>
+            </w:r>
           </w:p>
         </w:tc>
         <w:tc>
@@ -2464,6 +2602,9 @@
             <w:pPr>
               <w:pStyle w:val="NoSpacing"/>
             </w:pPr>
+            <w:r>
+              <w:t>On page refresh.</w:t>
+            </w:r>
           </w:p>
         </w:tc>
       </w:tr>
@@ -4187,21 +4328,6 @@
 </file>
 
 <file path=customXml/item1.xml><?xml version="1.0" encoding="utf-8"?>
-<?mso-contentType ?>
-<FormTemplates xmlns="http://schemas.microsoft.com/sharepoint/v3/contenttype/forms">
-  <Display>DocumentLibraryForm</Display>
-  <Edit>DocumentLibraryForm</Edit>
-  <New>DocumentLibraryForm</New>
-</FormTemplates>
-</file>
-
-<file path=customXml/item2.xml><?xml version="1.0" encoding="utf-8"?>
-<p:properties xmlns:p="http://schemas.microsoft.com/office/2006/metadata/properties" xmlns:xsi="http://www.w3.org/2001/XMLSchema-instance" xmlns:pc="http://schemas.microsoft.com/office/infopath/2007/PartnerControls">
-  <documentManagement/>
-</p:properties>
-</file>
-
-<file path=customXml/item3.xml><?xml version="1.0" encoding="utf-8"?>
 <ct:contentTypeSchema xmlns:ct="http://schemas.microsoft.com/office/2006/metadata/contentType" xmlns:ma="http://schemas.microsoft.com/office/2006/metadata/properties/metaAttributes" ct:_="" ma:_="" ma:contentTypeName="Document" ma:contentTypeID="0x0101003C76346AFD0E164A896179F8A3CF5BCA" ma:contentTypeVersion="2" ma:contentTypeDescription="Create a new document." ma:contentTypeScope="" ma:versionID="141df0e014df6f30cf97f9d327d4cb77">
   <xsd:schema xmlns:xsd="http://www.w3.org/2001/XMLSchema" xmlns:xs="http://www.w3.org/2001/XMLSchema" xmlns:p="http://schemas.microsoft.com/office/2006/metadata/properties" xmlns:ns2="a858a2f8-06bb-467c-9041-0de76784e431" targetNamespace="http://schemas.microsoft.com/office/2006/metadata/properties" ma:root="true" ma:fieldsID="ae29bf6651c6200169aa9f8965b8a32a" ns2:_="">
     <xsd:import namespace="a858a2f8-06bb-467c-9041-0de76784e431"/>
@@ -4333,24 +4459,22 @@
 </ct:contentTypeSchema>
 </file>
 
-<file path=customXml/itemProps1.xml><?xml version="1.0" encoding="utf-8"?>
-<ds:datastoreItem xmlns:ds="http://schemas.openxmlformats.org/officeDocument/2006/customXml" ds:itemID="{D02D787C-96F3-476C-AC00-5E042564F4E3}">
-  <ds:schemaRefs>
-    <ds:schemaRef ds:uri="http://schemas.microsoft.com/sharepoint/v3/contenttype/forms"/>
-  </ds:schemaRefs>
-</ds:datastoreItem>
+<file path=customXml/item2.xml><?xml version="1.0" encoding="utf-8"?>
+<p:properties xmlns:p="http://schemas.microsoft.com/office/2006/metadata/properties" xmlns:xsi="http://www.w3.org/2001/XMLSchema-instance" xmlns:pc="http://schemas.microsoft.com/office/infopath/2007/PartnerControls">
+  <documentManagement/>
+</p:properties>
 </file>
 
-<file path=customXml/itemProps2.xml><?xml version="1.0" encoding="utf-8"?>
-<ds:datastoreItem xmlns:ds="http://schemas.openxmlformats.org/officeDocument/2006/customXml" ds:itemID="{B9AEEB80-803A-4749-92D8-ADC156A01D53}">
-  <ds:schemaRefs>
-    <ds:schemaRef ds:uri="http://schemas.microsoft.com/office/2006/metadata/properties"/>
-    <ds:schemaRef ds:uri="http://schemas.microsoft.com/office/infopath/2007/PartnerControls"/>
-  </ds:schemaRefs>
-</ds:datastoreItem>
+<file path=customXml/item3.xml><?xml version="1.0" encoding="utf-8"?>
+<?mso-contentType ?>
+<FormTemplates xmlns="http://schemas.microsoft.com/sharepoint/v3/contenttype/forms">
+  <Display>DocumentLibraryForm</Display>
+  <Edit>DocumentLibraryForm</Edit>
+  <New>DocumentLibraryForm</New>
+</FormTemplates>
 </file>
 
-<file path=customXml/itemProps3.xml><?xml version="1.0" encoding="utf-8"?>
+<file path=customXml/itemProps1.xml><?xml version="1.0" encoding="utf-8"?>
 <ds:datastoreItem xmlns:ds="http://schemas.openxmlformats.org/officeDocument/2006/customXml" ds:itemID="{8BAA337E-7A54-4158-9D91-D28F83B48D18}">
   <ds:schemaRefs>
     <ds:schemaRef ds:uri="http://schemas.microsoft.com/office/2006/metadata/contentType"/>
@@ -4366,4 +4490,21 @@
     <ds:schemaRef ds:uri="http://schemas.microsoft.com/internal/obd"/>
   </ds:schemaRefs>
 </ds:datastoreItem>
+</file>
+
+<file path=customXml/itemProps2.xml><?xml version="1.0" encoding="utf-8"?>
+<ds:datastoreItem xmlns:ds="http://schemas.openxmlformats.org/officeDocument/2006/customXml" ds:itemID="{B9AEEB80-803A-4749-92D8-ADC156A01D53}">
+  <ds:schemaRefs>
+    <ds:schemaRef ds:uri="http://schemas.microsoft.com/office/2006/metadata/properties"/>
+    <ds:schemaRef ds:uri="http://schemas.microsoft.com/office/infopath/2007/PartnerControls"/>
+  </ds:schemaRefs>
+</ds:datastoreItem>
+</file>
+
+<file path=customXml/itemProps3.xml><?xml version="1.0" encoding="utf-8"?>
+<ds:datastoreItem xmlns:ds="http://schemas.openxmlformats.org/officeDocument/2006/customXml" ds:itemID="{D02D787C-96F3-476C-AC00-5E042564F4E3}">
+  <ds:schemaRefs>
+    <ds:schemaRef ds:uri="http://schemas.microsoft.com/sharepoint/v3/contenttype/forms"/>
+  </ds:schemaRefs>
+</ds:datastoreItem>
 </file>